--- a/FP/VP527469/Final/JCE_FP_VP527469_Final_RevG.docx
+++ b/FP/VP527469/Final/JCE_FP_VP527469_Final_RevG.docx
@@ -355,7 +355,7 @@
         <w:rPr>
           <w:i w:val="0"/>
         </w:rPr>
-        <w:t>We state openly that JCE has not previously acted as CQA Engineer on a landfill cell liner. JCE's landfill experience is engineering for a landfill leachate storage facility for Tablelands Regional Council (QLD), and the landfill CQA record in this team is the partner's, set out in Section 8 and Form 3. Jayden brings council client experience,  site quality assurance and earthworks inspection experience on Defence and civil projects, the management of specialist sub-consultants to one program, and a single point of accountability to Council for hold point releases against the 30/09/2027 deadline for Cell 3.1.</w:t>
+        <w:t>We state openly that JCE has not previously acted as CQA Engineer on a landfill cell liner. JCE's landfill experience is engineering for a landfill leachate storage facility for Tablelands Regional Council (QLD), and the landfill CQA record in this team is the partner's, set out in Section 8 and Form 3. Jayden brings council client experience, site quality assurance and earthworks inspection experience on Defence and civil projects, the management of specialist sub-consultants to one program, and a single point of accountability to Council for hold point releases against the 30/09/2027 deadline for Cell 3.1.</w:t>
       </w:r>
     </w:p>
     <w:p>
@@ -2702,7 +2702,7 @@
         <w:rPr>
           <w:i w:val="0"/>
         </w:rPr>
-        <w:t>Jayden Callen leads every JCE commission personally. Experience relevant to this role, as recorded in his CV:</w:t>
+        <w:t>Jayden Callen leads every JCE commission personally. Experience relevant to this role:</w:t>
       </w:r>
     </w:p>
     <w:p>

--- a/FP/VP527469/Final/JCE_FP_VP527469_Final_RevG.docx
+++ b/FP/VP527469/Final/JCE_FP_VP527469_Final_RevG.docx
@@ -355,7 +355,7 @@
         <w:rPr>
           <w:i w:val="0"/>
         </w:rPr>
-        <w:t>We state openly that JCE has not previously acted as CQA Engineer on a landfill cell liner. JCE's landfill experience is engineering for a landfill leachate storage facility for Tablelands Regional Council (QLD), and the landfill CQA record in this team is the partner's, set out in Section 8 and Form 3. Jayden brings council client experience, site quality assurance and earthworks inspection experience on Defence and civil projects, the management of specialist sub-consultants to one program, and a single point of accountability to Council for hold point releases against the 30/09/2027 deadline for Cell 3.1.</w:t>
+        <w:t>We state openly that JCE has not previously acted as CQA Engineer on a landfill cell liner. Jayden's landfill experience, gained while at Langtree Consulting Engineers, is engineering for a landfill leachate storage facility for Tablelands Regional Council (QLD), and the landfill CQA record in this team is the partner's, set out in Section 8 and Form 3. Jayden brings council client experience, site quality assurance and construction-phase delivery experience on Defence and civil projects, including engineering delivery for CPB Contractors (head contractor) at RAAF Base Townsville, the management of specialist sub-consultants to one program, and a single point of accountability to Council for hold point releases against the 30/09/2027 deadline for Cell 3.1.</w:t>
       </w:r>
     </w:p>
     <w:p>
@@ -2506,7 +2506,7 @@
               <w:rPr>
                 <w:sz w:val="17"/>
               </w:rPr>
-              <w:t>8+ years in civil infrastructure. Engineering for a council landfill leachate storage facility (Tablelands Regional Council); site engineering and QA on Defence projects; earthen levee inspection and testing; hold point review of a contractor's pump station package; drone photogrammetry. No previous CQA commission on a landfill cell liner.</w:t>
+              <w:t>8+ years in civil infrastructure. Engineering for a council landfill leachate storage facility (Tablelands Regional Council, while at Langtree Consulting Engineers); engineering delivery for CPB Contractors (head contractor) at RAAF Base Townsville; site engineering and QA on Defence projects; hold point review of a contractor's pump station package; drone photogrammetry. No previous CQA commission on a landfill cell liner.</w:t>
             </w:r>
           </w:p>
         </w:tc>
@@ -2710,7 +2710,7 @@
         <w:pStyle w:val="ListBullet"/>
       </w:pPr>
       <w:r>
-        <w:t>Leachate storage facility, Tablelands Regional Council (QLD): engineering for a landfill leachate storage facility.</w:t>
+        <w:t>Jayden Callen (while at Langtree Consulting Engineers): Leachate storage facility, Tablelands Regional Council (QLD): engineering for a landfill leachate storage facility.</w:t>
       </w:r>
     </w:p>
     <w:p>
@@ -2718,7 +2718,7 @@
         <w:pStyle w:val="ListBullet"/>
       </w:pPr>
       <w:r>
-        <w:t>Floodway rectification, Tablelands Regional Council (QLD): engineering for the rectification of a floodway on Council's road network.</w:t>
+        <w:t>Jayden Callen (while at Langtree Consulting Engineers): Floodway rectification, Tablelands Regional Council (QLD): engineering for the rectification of a floodway on Council's road network.</w:t>
       </w:r>
     </w:p>
     <w:p>
@@ -2726,7 +2726,7 @@
         <w:pStyle w:val="ListBullet"/>
       </w:pPr>
       <w:r>
-        <w:t>Inspection and certification of an existing earthen flood levee about 647 m long at 6887 Oxley Highway, Gunnedah: condition inspection, field dispersion and plasticity testing, and certification report JCE-INS-001 (JCE, 2026).</w:t>
+        <w:t>RAAF Base Townsville, Defence delivery project: engineering delivery for CPB Contractors (head contractor).</w:t>
       </w:r>
     </w:p>
     <w:p>
@@ -2788,7 +2788,21 @@
         <w:rPr>
           <w:i w:val="0"/>
         </w:rPr>
-        <w:t>Darren Quilliam, Tablelands Regional Council (leachate storage facility and floodway rectification): contact details available on request.</w:t>
+        <w:t>Darren Quilliam, Tablelands Regional Council (Jayden's leachate storage facility and floodway rectification work at Langtree Consulting Engineers): contact details available on request.</w:t>
+      </w:r>
+    </w:p>
+    <w:p>
+      <w:r>
+        <w:rPr>
+          <w:b/>
+        </w:rPr>
+        <w:t xml:space="preserve">Head contractor referee. </w:t>
+      </w:r>
+      <w:r>
+        <w:rPr>
+          <w:i w:val="0"/>
+        </w:rPr>
+        <w:t>Maverick Partner, CPB Contractors (RAAF Base Townsville delivery): contact details available on request.</w:t>
       </w:r>
     </w:p>
     <w:p>
@@ -3097,7 +3111,7 @@
               <w:rPr>
                 <w:sz w:val="17"/>
               </w:rPr>
-              <w:t>JCE has delivered engineering for a council landfill leachate storage facility. The partner's senior landfill CQA engineer reviews the CQA Implementation Plan and records and co-signs each report; landfill-experienced technicians do the daily inspection.</w:t>
+              <w:t>Jayden has delivered engineering for a council landfill leachate storage facility (while at Langtree Consulting Engineers). The partner's senior landfill CQA engineer reviews the CQA Implementation Plan and records and co-signs each report; landfill-experienced technicians do the daily inspection.</w:t>
             </w:r>
           </w:p>
         </w:tc>

--- a/FP/VP527469/Final/JCE_FP_VP527469_Final_RevG.docx
+++ b/FP/VP527469/Final/JCE_FP_VP527469_Final_RevG.docx
@@ -315,7 +315,7 @@
               <w:rPr>
                 <w:sz w:val="18"/>
               </w:rPr>
-              <w:t>$696,814.80 excl. GST   ·   $766,496.28 incl. GST (Part B2 is the priced offer)</w:t>
+              <w:t>$702,014.80 excl. GST   ·   $772,216.28 incl. GST (Part B2 is the priced offer)</w:t>
             </w:r>
           </w:p>
         </w:tc>
@@ -347,7 +347,7 @@
         <w:rPr>
           <w:i w:val="0"/>
         </w:rPr>
-        <w:t>Our team is built around a Wagga Wagga based geotechnical partner, [Riverina CQA partner, TBC - Jayden from RFQ], which supplies experienced CQA technicians on site during all working hours of the works (Part D 1.13), a NATA-accredited soils laboratory in Wagga Wagga and a senior engineer with landfill liner and cap CQA experience. JCE is the contracting party and the CQA Engineer of record. Jayden Callen, Director, leads the commission personally: he reviews every daily record, hold point package and test result, attends site at the critical hold points, and signs the as-constructed CQA report for each cell, co-signed by the partner's senior landfill CQA engineer.</w:t>
+        <w:t>Our team is built around a Wagga Wagga based geotechnical partner, [Riverina CQA partner, TBC - Jayden from RFQ], which supplies experienced CQA technicians on site during all working hours of the works (Part D 1.13), a NATA-accredited soils laboratory in Wagga Wagga and a senior engineer with landfill liner and cap CQA experience. JCE is the contracting party and the CQA Engineer of record. Jayden Callen, Director, leads the commission personally: he reviews every daily record, hold point package and test result, attends site at the critical hold points, and signs the as-constructed CQA report for each cell, co-signed by the partner's senior landfill CQA engineer. Sunny Lotay (RPEQ, NER), JCE's associate certifying engineer, independently reviews JCE's CQA Implementation Plan and reports.</w:t>
       </w:r>
     </w:p>
     <w:p>
@@ -363,7 +363,7 @@
         <w:rPr>
           <w:i w:val="0"/>
         </w:rPr>
-        <w:t>The price is $696,815 excluding GST ($766,496 including GST). It comprises JCE's lump sum of $218,865 and provisional sums of $477,950 for the partner's resident technicians, the NATA testing, the liner integrity surveys and the check survey. Travel, accommodation and all other costs are included, as Annexure Item 9 requires.</w:t>
+        <w:t>The price is $702,015 excluding GST ($772,216 including GST). It comprises JCE's lump sum of $224,065 and provisional sums of $477,950 for the partner's resident technicians, the NATA testing, the liner integrity surveys and the check survey. Travel, accommodation and all other costs are included, as Annexure Item 9 requires.</w:t>
       </w:r>
     </w:p>
     <w:p>
@@ -479,9 +479,6 @@
             <w:shd w:val="clear" w:color="auto" w:fill="C9A227"/>
           </w:tcPr>
           <w:p>
-            <w:pPr>
-              <w:keepNext/>
-            </w:pPr>
             <w:r/>
             <w:r>
               <w:rPr>
@@ -499,9 +496,6 @@
             <w:shd w:val="clear" w:color="auto" w:fill="C9A227"/>
           </w:tcPr>
           <w:p>
-            <w:pPr>
-              <w:keepNext/>
-            </w:pPr>
             <w:r/>
             <w:r>
               <w:rPr>
@@ -519,9 +513,6 @@
             <w:shd w:val="clear" w:color="auto" w:fill="C9A227"/>
           </w:tcPr>
           <w:p>
-            <w:pPr>
-              <w:keepNext/>
-            </w:pPr>
             <w:r/>
             <w:r>
               <w:rPr>
@@ -544,7 +535,6 @@
           </w:tcPr>
           <w:p>
             <w:pPr>
-              <w:keepNext/>
               <w:spacing w:after="20"/>
             </w:pPr>
             <w:r/>
@@ -562,7 +552,6 @@
           </w:tcPr>
           <w:p>
             <w:pPr>
-              <w:keepNext/>
               <w:spacing w:after="20"/>
             </w:pPr>
             <w:r/>
@@ -580,7 +569,6 @@
           </w:tcPr>
           <w:p>
             <w:pPr>
-              <w:keepNext/>
               <w:spacing w:after="20"/>
             </w:pPr>
             <w:r/>
@@ -603,7 +591,62 @@
           </w:tcPr>
           <w:p>
             <w:pPr>
-              <w:keepNext/>
+              <w:spacing w:after="20"/>
+            </w:pPr>
+            <w:r/>
+            <w:r>
+              <w:rPr>
+                <w:sz w:val="17"/>
+              </w:rPr>
+              <w:t>Associate certifying engineer</w:t>
+            </w:r>
+          </w:p>
+        </w:tc>
+        <w:tc>
+          <w:tcPr>
+            <w:tcW w:type="dxa" w:w="2494"/>
+          </w:tcPr>
+          <w:p>
+            <w:pPr>
+              <w:spacing w:after="20"/>
+            </w:pPr>
+            <w:r/>
+            <w:r>
+              <w:rPr>
+                <w:sz w:val="17"/>
+              </w:rPr>
+              <w:t>Sunny Lotay, Associate Principal Engineer (RPEQ, NER), Lotay Civil (standing associate agreement with JCE)</w:t>
+            </w:r>
+          </w:p>
+        </w:tc>
+        <w:tc>
+          <w:tcPr>
+            <w:tcW w:type="dxa" w:w="5102"/>
+          </w:tcPr>
+          <w:p>
+            <w:pPr>
+              <w:spacing w:after="20"/>
+            </w:pPr>
+            <w:r/>
+            <w:r>
+              <w:rPr>
+                <w:sz w:val="17"/>
+              </w:rPr>
+              <w:t>Independent technical review of the CQA Implementation Plan and the as-constructed CQA reports; certification where a registration requirement applies (RFI 7); backup project lead.</w:t>
+            </w:r>
+          </w:p>
+        </w:tc>
+      </w:tr>
+      <w:tr>
+        <w:trPr>
+          <w:cantSplit/>
+        </w:trPr>
+        <w:tc>
+          <w:tcPr>
+            <w:tcW w:type="dxa" w:w="2041"/>
+          </w:tcPr>
+          <w:p>
+            <w:pPr>
               <w:spacing w:after="20"/>
             </w:pPr>
             <w:r/>
@@ -621,7 +664,6 @@
           </w:tcPr>
           <w:p>
             <w:pPr>
-              <w:keepNext/>
               <w:spacing w:after="20"/>
             </w:pPr>
             <w:r/>
@@ -639,7 +681,6 @@
           </w:tcPr>
           <w:p>
             <w:pPr>
-              <w:keepNext/>
               <w:spacing w:after="20"/>
             </w:pPr>
             <w:r/>
@@ -662,7 +703,6 @@
           </w:tcPr>
           <w:p>
             <w:pPr>
-              <w:keepNext/>
               <w:spacing w:after="20"/>
             </w:pPr>
             <w:r/>
@@ -680,7 +720,6 @@
           </w:tcPr>
           <w:p>
             <w:pPr>
-              <w:keepNext/>
               <w:spacing w:after="20"/>
             </w:pPr>
             <w:r/>
@@ -698,7 +737,6 @@
           </w:tcPr>
           <w:p>
             <w:pPr>
-              <w:keepNext/>
               <w:spacing w:after="20"/>
             </w:pPr>
             <w:r/>
@@ -721,7 +759,6 @@
           </w:tcPr>
           <w:p>
             <w:pPr>
-              <w:keepNext/>
               <w:spacing w:after="20"/>
             </w:pPr>
             <w:r/>
@@ -739,7 +776,6 @@
           </w:tcPr>
           <w:p>
             <w:pPr>
-              <w:keepNext/>
               <w:spacing w:after="20"/>
             </w:pPr>
             <w:r/>
@@ -757,7 +793,6 @@
           </w:tcPr>
           <w:p>
             <w:pPr>
-              <w:keepNext/>
               <w:spacing w:after="20"/>
             </w:pPr>
             <w:r/>
@@ -780,7 +815,6 @@
           </w:tcPr>
           <w:p>
             <w:pPr>
-              <w:keepNext/>
               <w:spacing w:after="20"/>
             </w:pPr>
             <w:r/>
@@ -798,7 +832,6 @@
           </w:tcPr>
           <w:p>
             <w:pPr>
-              <w:keepNext/>
               <w:spacing w:after="20"/>
             </w:pPr>
             <w:r/>
@@ -816,7 +849,6 @@
           </w:tcPr>
           <w:p>
             <w:pPr>
-              <w:keepNext/>
               <w:spacing w:after="20"/>
             </w:pPr>
             <w:r/>
@@ -839,7 +871,6 @@
           </w:tcPr>
           <w:p>
             <w:pPr>
-              <w:keepNext/>
               <w:spacing w:after="20"/>
             </w:pPr>
             <w:r/>
@@ -857,7 +888,6 @@
           </w:tcPr>
           <w:p>
             <w:pPr>
-              <w:keepNext/>
               <w:spacing w:after="20"/>
             </w:pPr>
             <w:r/>
@@ -875,7 +905,6 @@
           </w:tcPr>
           <w:p>
             <w:pPr>
-              <w:keepNext/>
               <w:spacing w:after="20"/>
             </w:pPr>
             <w:r/>
@@ -898,7 +927,6 @@
           </w:tcPr>
           <w:p>
             <w:pPr>
-              <w:keepNext/>
               <w:spacing w:after="20"/>
             </w:pPr>
             <w:r/>
@@ -916,7 +944,6 @@
           </w:tcPr>
           <w:p>
             <w:pPr>
-              <w:keepNext/>
               <w:spacing w:after="20"/>
             </w:pPr>
             <w:r/>
@@ -934,7 +961,6 @@
           </w:tcPr>
           <w:p>
             <w:pPr>
-              <w:keepNext/>
               <w:spacing w:after="20"/>
             </w:pPr>
             <w:r/>
@@ -2529,6 +2555,65 @@
               <w:rPr>
                 <w:sz w:val="17"/>
               </w:rPr>
+              <w:t>Associate Principal Engineer (core team)</w:t>
+            </w:r>
+          </w:p>
+        </w:tc>
+        <w:tc>
+          <w:tcPr>
+            <w:tcW w:type="dxa" w:w="2835"/>
+          </w:tcPr>
+          <w:p>
+            <w:pPr>
+              <w:keepNext/>
+              <w:spacing w:after="20"/>
+            </w:pPr>
+            <w:r/>
+            <w:r>
+              <w:rPr>
+                <w:sz w:val="17"/>
+              </w:rPr>
+              <w:t>Sunny Lotay (RPEQ, NER), Lotay Civil</w:t>
+            </w:r>
+          </w:p>
+        </w:tc>
+        <w:tc>
+          <w:tcPr>
+            <w:tcW w:type="dxa" w:w="4762"/>
+          </w:tcPr>
+          <w:p>
+            <w:pPr>
+              <w:keepNext/>
+              <w:spacing w:after="20"/>
+            </w:pPr>
+            <w:r/>
+            <w:r>
+              <w:rPr>
+                <w:sz w:val="17"/>
+              </w:rPr>
+              <w:t>Sunny Lotay, Associate Principal Engineer (RPEQ, NER), Lotay Civil: engaged by JCE under a standing associate agreement as technical reviewer and certifying engineer on JCE commissions. On this commission: independent review of the CQA Implementation Plan and CQA reports, certification support and backup project lead.</w:t>
+            </w:r>
+          </w:p>
+        </w:tc>
+      </w:tr>
+      <w:tr>
+        <w:trPr>
+          <w:cantSplit/>
+        </w:trPr>
+        <w:tc>
+          <w:tcPr>
+            <w:tcW w:type="dxa" w:w="2041"/>
+          </w:tcPr>
+          <w:p>
+            <w:pPr>
+              <w:keepNext/>
+              <w:spacing w:after="20"/>
+            </w:pPr>
+            <w:r/>
+            <w:r>
+              <w:rPr>
+                <w:sz w:val="17"/>
+              </w:rPr>
               <w:t>Senior landfill CQA engineer</w:t>
             </w:r>
           </w:p>
@@ -2912,7 +2997,7 @@
         <w:pStyle w:val="ListBullet"/>
       </w:pPr>
       <w:r>
-        <w:t>The as-constructed CQA reports are signed by Jayden Callen as CQA Engineer of record and co-signed by the partner's senior landfill CQA engineer. NSW does not require RPEQ for this work. Jayden is MIEAust; he does not hold CPEng and his NER application is in progress. If Council requires a particular registration for the signatory (RFI 7), the partner's senior engineer [registration TBC] will meet it.</w:t>
+        <w:t>The as-constructed CQA reports are signed by Jayden Callen as CQA Engineer of record and co-signed by the partner's senior landfill CQA engineer. NSW does not require RPEQ for this work. Jayden is MIEAust and his NER application is in progress. Certification where a registration is required is provided by Sunny Lotay (RPEQ, NER) as JCE's associate certifying engineer, who also independently reviews each CQA report before issue (RFI 7).</w:t>
       </w:r>
     </w:p>
     <w:p>
@@ -3480,7 +3565,7 @@
               <w:rPr>
                 <w:sz w:val="18"/>
               </w:rPr>
-              <w:t>$137,096.80</w:t>
+              <w:t>$140,296.80</w:t>
             </w:r>
           </w:p>
         </w:tc>
@@ -3518,7 +3603,7 @@
               <w:rPr>
                 <w:sz w:val="18"/>
               </w:rPr>
-              <w:t>$450,046.80</w:t>
+              <w:t>$453,246.80</w:t>
             </w:r>
           </w:p>
         </w:tc>
@@ -3560,7 +3645,7 @@
               <w:rPr>
                 <w:sz w:val="18"/>
               </w:rPr>
-              <w:t>$81,768.00</w:t>
+              <w:t>$83,768.00</w:t>
             </w:r>
           </w:p>
         </w:tc>
@@ -3598,7 +3683,7 @@
               <w:rPr>
                 <w:sz w:val="18"/>
               </w:rPr>
-              <w:t>$246,768.00</w:t>
+              <w:t>$248,768.00</w:t>
             </w:r>
           </w:p>
         </w:tc>
@@ -3644,7 +3729,7 @@
                 <w:b/>
                 <w:sz w:val="18"/>
               </w:rPr>
-              <w:t>$218,864.80</w:t>
+              <w:t>$224,064.80</w:t>
             </w:r>
           </w:p>
         </w:tc>
@@ -3686,7 +3771,7 @@
                 <w:b/>
                 <w:sz w:val="18"/>
               </w:rPr>
-              <w:t>$696,814.80</w:t>
+              <w:t>$702,014.80</w:t>
             </w:r>
           </w:p>
         </w:tc>
@@ -3764,7 +3849,7 @@
               <w:rPr>
                 <w:sz w:val="18"/>
               </w:rPr>
-              <w:t>$69,681.48</w:t>
+              <w:t>$70,201.48</w:t>
             </w:r>
           </w:p>
         </w:tc>
@@ -3846,7 +3931,7 @@
                 <w:b/>
                 <w:sz w:val="18"/>
               </w:rPr>
-              <w:t>$766,496.28</w:t>
+              <w:t>$772,216.28</w:t>
             </w:r>
           </w:p>
         </w:tc>
@@ -4623,6 +4708,14 @@
         <w:rPr>
           <w:i w:val="0"/>
         </w:rPr>
+        <w:t>JCE's lump sum includes 26 hours (16 for Portion 1, 10 for Portion 2) for Sunny Lotay's independent review and certification at $200 per hour.</w:t>
+      </w:r>
+    </w:p>
+    <w:p>
+      <w:r>
+        <w:rPr>
+          <w:i w:val="0"/>
+        </w:rPr>
         <w:t>JCE's lump sum covers 13 return trips from Gunnedah, 22 site days by Jayden, all office review, reporting and certification, travel, accommodation and vehicle costs. Variations are charged at the rates in Attachment A.</w:t>
       </w:r>
     </w:p>
@@ -4984,6 +5077,45 @@
               <w:rPr>
                 <w:sz w:val="18"/>
               </w:rPr>
+              <w:t>Associate Principal Engineer, Sunny Lotay (RPEQ, NER), Lotay Civil (review, certification)</w:t>
+            </w:r>
+          </w:p>
+        </w:tc>
+        <w:tc>
+          <w:tcPr>
+            <w:tcW w:type="dxa" w:w="3118"/>
+          </w:tcPr>
+          <w:p>
+            <w:pPr>
+              <w:spacing w:after="20"/>
+            </w:pPr>
+            <w:r/>
+            <w:r>
+              <w:rPr>
+                <w:sz w:val="18"/>
+              </w:rPr>
+              <w:t>$200 / hr</w:t>
+            </w:r>
+          </w:p>
+        </w:tc>
+      </w:tr>
+      <w:tr>
+        <w:trPr>
+          <w:cantSplit/>
+        </w:trPr>
+        <w:tc>
+          <w:tcPr>
+            <w:tcW w:type="dxa" w:w="6520"/>
+          </w:tcPr>
+          <w:p>
+            <w:pPr>
+              <w:spacing w:after="20"/>
+            </w:pPr>
+            <w:r/>
+            <w:r>
+              <w:rPr>
+                <w:sz w:val="18"/>
+              </w:rPr>
               <w:t>Lead CQA Engineer (site and office)</w:t>
             </w:r>
           </w:p>

--- a/FP/VP527469/Final/JCE_FP_VP527469_Final_RevG.docx
+++ b/FP/VP527469/Final/JCE_FP_VP527469_Final_RevG.docx
@@ -355,7 +355,7 @@
         <w:rPr>
           <w:i w:val="0"/>
         </w:rPr>
-        <w:t>We state openly that JCE has not previously acted as CQA Engineer on a landfill cell liner. Jayden's landfill experience, gained while at Langtree Consulting Engineers, is engineering for a landfill leachate storage facility for Tablelands Regional Council (QLD), and the landfill CQA record in this team is the partner's, set out in Section 8 and Form 3. Jayden brings council client experience, site quality assurance and construction-phase delivery experience on Defence and civil projects, including engineering delivery for CPB Contractors (head contractor) at RAAF Base Townsville, the management of specialist sub-consultants to one program, and a single point of accountability to Council for hold point releases against the 30/09/2027 deadline for Cell 3.1.</w:t>
+        <w:t xml:space="preserve">We state openly that JCE has not previously acted as CQA Engineer on a landfill cell liner. Jayden's landfill experience, gained while at Langtree Consulting, is the Ravenshoe leachate storage facility design modification for Tablelands Regional Council (QLD), 2025, and the landfill CQA record in this team is the partner's, set out in Section 8 and Form 3. Jayden brings council client experience, site quality assurance and construction-phase delivery experience on Defence and civil projects, including engineering delivery for CPB Contractors (head contractor) at RAAF Base Townsville, the management of specialist sub-consultants to one program, and a single point of accountability to Council for hold point releases against the 30/09/2027 deadline for Cell 3.1.</w:t>
       </w:r>
     </w:p>
     <w:p>
@@ -2532,7 +2532,7 @@
               <w:rPr>
                 <w:sz w:val="17"/>
               </w:rPr>
-              <w:t>8+ years in civil infrastructure. Engineering for a council landfill leachate storage facility (Tablelands Regional Council, while at Langtree Consulting Engineers); engineering delivery for CPB Contractors (head contractor) at RAAF Base Townsville; site engineering and QA on Defence projects; hold point review of a contractor's pump station package; drone photogrammetry. No previous CQA commission on a landfill cell liner.</w:t>
+              <w:t xml:space="preserve">8+ years in civil infrastructure. Ravenshoe leachate storage facility design modification, Tablelands Regional Council (QLD), 2025 (while at Langtree Consulting); engineering delivery for CPB Contractors (head contractor) at RAAF Base Townsville; site engineering and QA on Defence projects; hold point review of a contractor's pump station package; drone photogrammetry. No previous CQA commission on a landfill cell liner.</w:t>
             </w:r>
           </w:p>
         </w:tc>
@@ -2795,7 +2795,7 @@
         <w:pStyle w:val="ListBullet"/>
       </w:pPr>
       <w:r>
-        <w:t>Jayden Callen (while at Langtree Consulting Engineers): Leachate storage facility, Tablelands Regional Council (QLD): engineering for a landfill leachate storage facility.</w:t>
+        <w:t xml:space="preserve">Ravenshoe leachate storage facility design modification, Tablelands Regional Council (QLD), 2025 (Jayden Callen while at Langtree Consulting).</w:t>
       </w:r>
     </w:p>
     <w:p>
@@ -2803,7 +2803,7 @@
         <w:pStyle w:val="ListBullet"/>
       </w:pPr>
       <w:r>
-        <w:t>Jayden Callen (while at Langtree Consulting Engineers): Floodway rectification, Tablelands Regional Council (QLD): engineering for the rectification of a floodway on Council's road network.</w:t>
+        <w:t xml:space="preserve">Jayden Callen (while at Langtree Consulting): Floodway rectification, Tablelands Regional Council (QLD): engineering for the rectification of a floodway on Council's road network.</w:t>
       </w:r>
     </w:p>
     <w:p>
@@ -2851,7 +2851,7 @@
         <w:pStyle w:val="ListBullet"/>
       </w:pPr>
       <w:r>
-        <w:t>Management of specialist sub-consultants to one program as Civil Design Manager at Langtree Consulting Engineers (2025 to 2026), including remote DATSIP subdivisions in Cape York.</w:t>
+        <w:t xml:space="preserve">Management of specialist sub-consultants to one program as Civil Design Manager at Langtree Consulting (2025 to 2026), including remote DATSIP subdivisions in Cape York.</w:t>
       </w:r>
     </w:p>
     <w:p>
@@ -2873,7 +2873,7 @@
         <w:rPr>
           <w:i w:val="0"/>
         </w:rPr>
-        <w:t>Darren Quilliam, Tablelands Regional Council (Jayden's leachate storage facility and floodway rectification work at Langtree Consulting Engineers): contact details available on request.</w:t>
+        <w:t xml:space="preserve">Darren Quilliam, Tablelands Regional Council (Jayden's Ravenshoe leachate storage facility design modification (2025) and floodway rectification work at Langtree Consulting): contact details available on request.</w:t>
       </w:r>
     </w:p>
     <w:p>
@@ -2887,7 +2887,7 @@
         <w:rPr>
           <w:i w:val="0"/>
         </w:rPr>
-        <w:t>Maverick Partner, CPB Contractors (RAAF Base Townsville delivery): contact details available on request.</w:t>
+        <w:t xml:space="preserve">Maverick Parker, CPB Contractors (RAAF Base Townsville delivery): contact details available on request.</w:t>
       </w:r>
     </w:p>
     <w:p>
@@ -3196,7 +3196,7 @@
               <w:rPr>
                 <w:sz w:val="17"/>
               </w:rPr>
-              <w:t>Jayden has delivered engineering for a council landfill leachate storage facility (while at Langtree Consulting Engineers). The partner's senior landfill CQA engineer reviews the CQA Implementation Plan and records and co-signs each report; landfill-experienced technicians do the daily inspection.</w:t>
+              <w:t xml:space="preserve">Jayden delivered the Ravenshoe leachate storage facility design modification, Tablelands Regional Council (QLD), 2025 (while at Langtree Consulting). The partner's senior landfill CQA engineer reviews the CQA Implementation Plan and records and co-signs each report; landfill-experienced technicians do the daily inspection.</w:t>
             </w:r>
           </w:p>
         </w:tc>

--- a/FP/VP527469/Final/JCE_FP_VP527469_Final_RevG.docx
+++ b/FP/VP527469/Final/JCE_FP_VP527469_Final_RevG.docx
@@ -2873,7 +2873,7 @@
         <w:rPr>
           <w:i w:val="0"/>
         </w:rPr>
-        <w:t xml:space="preserve">Darren Quilliam, Tablelands Regional Council (Jayden's Ravenshoe leachate storage facility design modification (2025) and floodway rectification work at Langtree Consulting): contact details available on request.</w:t>
+        <w:t xml:space="preserve">Darren Quilliam, Tablelands Regional Council (Jayden's Ravenshoe leachate storage facility design modification, 2025, and floodway rectification work at Langtree Consulting): contact details available on request.</w:t>
       </w:r>
     </w:p>
     <w:p>
